--- a/internal/ingestion/correspondence/esusd-partnership/ESUSD_Implementation_Plan.docx
+++ b/internal/ingestion/correspondence/esusd-partnership/ESUSD_Implementation_Plan.docx
@@ -187,6 +187,10 @@
         <w:gridCol w:w="4680"/>
       </w:tblGrid>
       <w:tr>
+        <w:trPr>
+          <w:cantSplit w:val="true"/>
+          <w:keepNext w:val="true"/>
+        </w:trPr>
         <w:tc>
           <w:tcPr>
             <w:shd w:val="clear" w:color="auto" w:fill="2D2D2D"/>
@@ -261,6 +265,10 @@
         </w:tc>
       </w:tr>
       <w:tr>
+        <w:trPr>
+          <w:cantSplit w:val="true"/>
+          <w:keepNext w:val="true"/>
+        </w:trPr>
         <w:tc>
           <w:tcPr>
             <w:shd w:val="clear" w:color="auto" w:fill="FFFFFF"/>
@@ -335,6 +343,10 @@
         </w:tc>
       </w:tr>
       <w:tr>
+        <w:trPr>
+          <w:cantSplit w:val="true"/>
+          <w:keepNext w:val="true"/>
+        </w:trPr>
         <w:tc>
           <w:tcPr>
             <w:shd w:val="clear" w:color="auto" w:fill="F5F5F5"/>
@@ -409,6 +421,10 @@
         </w:tc>
       </w:tr>
       <w:tr>
+        <w:trPr>
+          <w:cantSplit w:val="true"/>
+          <w:keepNext w:val="true"/>
+        </w:trPr>
         <w:tc>
           <w:tcPr>
             <w:shd w:val="clear" w:color="auto" w:fill="FFFFFF"/>
@@ -477,12 +493,16 @@
                 <w:color w:val="333333"/>
                 <w:sz w:val="18"/>
               </w:rPr>
-              <w:t>Weekly 90-minute sessions</w:t>
+              <w:t>Monthly 90-minute after-school sessions</w:t>
             </w:r>
           </w:p>
         </w:tc>
       </w:tr>
       <w:tr>
+        <w:trPr>
+          <w:cantSplit w:val="true"/>
+          <w:keepNext w:val="true"/>
+        </w:trPr>
         <w:tc>
           <w:tcPr>
             <w:shd w:val="clear" w:color="auto" w:fill="F5F5F5"/>
@@ -557,6 +577,10 @@
         </w:tc>
       </w:tr>
       <w:tr>
+        <w:trPr>
+          <w:cantSplit w:val="true"/>
+          <w:keepNext w:val="true"/>
+        </w:trPr>
         <w:tc>
           <w:tcPr>
             <w:shd w:val="clear" w:color="auto" w:fill="FFFFFF"/>
@@ -631,6 +655,10 @@
         </w:tc>
       </w:tr>
       <w:tr>
+        <w:trPr>
+          <w:cantSplit w:val="true"/>
+          <w:keepNext w:val="true"/>
+        </w:trPr>
         <w:tc>
           <w:tcPr>
             <w:shd w:val="clear" w:color="auto" w:fill="F5F5F5"/>
@@ -705,6 +733,9 @@
         </w:tc>
       </w:tr>
       <w:tr>
+        <w:trPr>
+          <w:cantSplit w:val="true"/>
+        </w:trPr>
         <w:tc>
           <w:tcPr>
             <w:shd w:val="clear" w:color="auto" w:fill="FFFFFF"/>
@@ -852,7 +883,7 @@
           <w:rFonts w:ascii="Inter" w:hAnsi="Inter"/>
           <w:sz w:val="22"/>
         </w:rPr>
-        <w:t xml:space="preserve"> — Complete SkaFld Ideation Methodology curriculum for weekly 90-minute sessions. Teacher mentor training and ongoing support.</w:t>
+        <w:t xml:space="preserve"> — Complete SkaFld Ideation Methodology curriculum for monthly 90-minute after-school sessions. Teacher mentor training and ongoing support.</w:t>
       </w:r>
     </w:p>
     <w:p>
@@ -993,7 +1024,7 @@
           <w:rFonts w:ascii="Inter" w:hAnsi="Inter"/>
           <w:sz w:val="22"/>
         </w:rPr>
-        <w:t xml:space="preserve"> — A classroom or meeting space for weekly 90-minute sessions (after school or embedded in CTE block, TBD).</w:t>
+        <w:t xml:space="preserve"> — A classroom or meeting space for monthly 90-minute after-school sessions.</w:t>
       </w:r>
     </w:p>
     <w:p>
@@ -1043,7 +1074,7 @@
           <w:rFonts w:ascii="Inter" w:hAnsi="Inter"/>
           <w:sz w:val="22"/>
         </w:rPr>
-        <w:t xml:space="preserve"> — Help promoting the program to students and families, processing parental consent forms, and supporting equitable recruitment (targeting 50% female, 40% FRL, 30% first-generation).</w:t>
+        <w:t xml:space="preserve"> — Help promoting the program to students and families and processing parental consent forms.</w:t>
       </w:r>
     </w:p>
     <w:p>
@@ -1115,6 +1146,10 @@
         <w:gridCol w:w="3120"/>
       </w:tblGrid>
       <w:tr>
+        <w:trPr>
+          <w:cantSplit w:val="true"/>
+          <w:keepNext w:val="true"/>
+        </w:trPr>
         <w:tc>
           <w:tcPr>
             <w:shd w:val="clear" w:color="auto" w:fill="2D2D2D"/>
@@ -1225,6 +1260,10 @@
         </w:tc>
       </w:tr>
       <w:tr>
+        <w:trPr>
+          <w:cantSplit w:val="true"/>
+          <w:keepNext w:val="true"/>
+        </w:trPr>
         <w:tc>
           <w:tcPr>
             <w:shd w:val="clear" w:color="auto" w:fill="FFFFFF"/>
@@ -1335,6 +1374,10 @@
         </w:tc>
       </w:tr>
       <w:tr>
+        <w:trPr>
+          <w:cantSplit w:val="true"/>
+          <w:keepNext w:val="true"/>
+        </w:trPr>
         <w:tc>
           <w:tcPr>
             <w:shd w:val="clear" w:color="auto" w:fill="F5F5F5"/>
@@ -1445,6 +1488,9 @@
         </w:tc>
       </w:tr>
       <w:tr>
+        <w:trPr>
+          <w:cantSplit w:val="true"/>
+        </w:trPr>
         <w:tc>
           <w:tcPr>
             <w:shd w:val="clear" w:color="auto" w:fill="FFFFFF"/>
@@ -1655,6 +1701,10 @@
         <w:gridCol w:w="3120"/>
       </w:tblGrid>
       <w:tr>
+        <w:trPr>
+          <w:cantSplit w:val="true"/>
+          <w:keepNext w:val="true"/>
+        </w:trPr>
         <w:tc>
           <w:tcPr>
             <w:shd w:val="clear" w:color="auto" w:fill="2D2D2D"/>
@@ -1765,6 +1815,10 @@
         </w:tc>
       </w:tr>
       <w:tr>
+        <w:trPr>
+          <w:cantSplit w:val="true"/>
+          <w:keepNext w:val="true"/>
+        </w:trPr>
         <w:tc>
           <w:tcPr>
             <w:shd w:val="clear" w:color="auto" w:fill="FFFFFF"/>
@@ -1875,6 +1929,10 @@
         </w:tc>
       </w:tr>
       <w:tr>
+        <w:trPr>
+          <w:cantSplit w:val="true"/>
+          <w:keepNext w:val="true"/>
+        </w:trPr>
         <w:tc>
           <w:tcPr>
             <w:shd w:val="clear" w:color="auto" w:fill="F5F5F5"/>
@@ -1943,7 +2001,7 @@
                 <w:color w:val="333333"/>
                 <w:sz w:val="18"/>
               </w:rPr>
-              <w:t>Form team of 12 students; assign employer project brief; launch weekly sessions</w:t>
+              <w:t>Form team of 12 students; assign employer project brief; launch monthly after-school sessions</w:t>
             </w:r>
           </w:p>
         </w:tc>
@@ -1985,6 +2043,9 @@
         </w:tc>
       </w:tr>
       <w:tr>
+        <w:trPr>
+          <w:cantSplit w:val="true"/>
+        </w:trPr>
         <w:tc>
           <w:tcPr>
             <w:shd w:val="clear" w:color="auto" w:fill="FFFFFF"/>
@@ -2172,6 +2233,10 @@
         <w:gridCol w:w="3120"/>
       </w:tblGrid>
       <w:tr>
+        <w:trPr>
+          <w:cantSplit w:val="true"/>
+          <w:keepNext w:val="true"/>
+        </w:trPr>
         <w:tc>
           <w:tcPr>
             <w:shd w:val="clear" w:color="auto" w:fill="2D2D2D"/>
@@ -2282,6 +2347,10 @@
         </w:tc>
       </w:tr>
       <w:tr>
+        <w:trPr>
+          <w:cantSplit w:val="true"/>
+          <w:keepNext w:val="true"/>
+        </w:trPr>
         <w:tc>
           <w:tcPr>
             <w:shd w:val="clear" w:color="auto" w:fill="FFFFFF"/>
@@ -2392,6 +2461,10 @@
         </w:tc>
       </w:tr>
       <w:tr>
+        <w:trPr>
+          <w:cantSplit w:val="true"/>
+          <w:keepNext w:val="true"/>
+        </w:trPr>
         <w:tc>
           <w:tcPr>
             <w:shd w:val="clear" w:color="auto" w:fill="F5F5F5"/>
@@ -2502,6 +2575,9 @@
         </w:tc>
       </w:tr>
       <w:tr>
+        <w:trPr>
+          <w:cantSplit w:val="true"/>
+        </w:trPr>
         <w:tc>
           <w:tcPr>
             <w:shd w:val="clear" w:color="auto" w:fill="FFFFFF"/>
@@ -2668,6 +2744,10 @@
         <w:gridCol w:w="3120"/>
       </w:tblGrid>
       <w:tr>
+        <w:trPr>
+          <w:cantSplit w:val="true"/>
+          <w:keepNext w:val="true"/>
+        </w:trPr>
         <w:tc>
           <w:tcPr>
             <w:shd w:val="clear" w:color="auto" w:fill="2D2D2D"/>
@@ -2778,6 +2858,10 @@
         </w:tc>
       </w:tr>
       <w:tr>
+        <w:trPr>
+          <w:cantSplit w:val="true"/>
+          <w:keepNext w:val="true"/>
+        </w:trPr>
         <w:tc>
           <w:tcPr>
             <w:shd w:val="clear" w:color="auto" w:fill="FFFFFF"/>
@@ -2888,6 +2972,9 @@
         </w:tc>
       </w:tr>
       <w:tr>
+        <w:trPr>
+          <w:cantSplit w:val="true"/>
+        </w:trPr>
         <w:tc>
           <w:tcPr>
             <w:shd w:val="clear" w:color="auto" w:fill="F5F5F5"/>
@@ -3069,6 +3156,10 @@
         <w:gridCol w:w="2340"/>
       </w:tblGrid>
       <w:tr>
+        <w:trPr>
+          <w:cantSplit w:val="true"/>
+          <w:keepNext w:val="true"/>
+        </w:trPr>
         <w:tc>
           <w:tcPr>
             <w:shd w:val="clear" w:color="auto" w:fill="2D2D2D"/>
@@ -3215,6 +3306,10 @@
         </w:tc>
       </w:tr>
       <w:tr>
+        <w:trPr>
+          <w:cantSplit w:val="true"/>
+          <w:keepNext w:val="true"/>
+        </w:trPr>
         <w:tc>
           <w:tcPr>
             <w:shd w:val="clear" w:color="auto" w:fill="FFFFFF"/>
@@ -3361,6 +3456,10 @@
         </w:tc>
       </w:tr>
       <w:tr>
+        <w:trPr>
+          <w:cantSplit w:val="true"/>
+          <w:keepNext w:val="true"/>
+        </w:trPr>
         <w:tc>
           <w:tcPr>
             <w:shd w:val="clear" w:color="auto" w:fill="F5F5F5"/>
@@ -3507,6 +3606,10 @@
         </w:tc>
       </w:tr>
       <w:tr>
+        <w:trPr>
+          <w:cantSplit w:val="true"/>
+          <w:keepNext w:val="true"/>
+        </w:trPr>
         <w:tc>
           <w:tcPr>
             <w:shd w:val="clear" w:color="auto" w:fill="FFFFFF"/>
@@ -3575,7 +3678,7 @@
                 <w:color w:val="333333"/>
                 <w:sz w:val="18"/>
               </w:rPr>
-              <w:t>Identify facility for weekly sessions</w:t>
+              <w:t>Identify facility for monthly after-school sessions</w:t>
             </w:r>
           </w:p>
         </w:tc>
@@ -3653,6 +3756,10 @@
         </w:tc>
       </w:tr>
       <w:tr>
+        <w:trPr>
+          <w:cantSplit w:val="true"/>
+          <w:keepNext w:val="true"/>
+        </w:trPr>
         <w:tc>
           <w:tcPr>
             <w:shd w:val="clear" w:color="auto" w:fill="F5F5F5"/>
@@ -3799,6 +3906,9 @@
         </w:tc>
       </w:tr>
       <w:tr>
+        <w:trPr>
+          <w:cantSplit w:val="true"/>
+        </w:trPr>
         <w:tc>
           <w:tcPr>
             <w:shd w:val="clear" w:color="auto" w:fill="FFFFFF"/>
@@ -3951,7 +4061,7 @@
         <w:keepNext/>
       </w:pPr>
       <w:r>
-        <w:t>Equity Commitments</w:t>
+        <w:t>Team Model</w:t>
       </w:r>
     </w:p>
     <w:p>
@@ -3964,95 +4074,7 @@
           <w:rFonts w:ascii="Inter" w:hAnsi="Inter"/>
           <w:sz w:val="22"/>
         </w:rPr>
-        <w:t>SkaFld Trailhead is designed for equitable access. Recruitment and team formation will target:</w:t>
-      </w:r>
-    </w:p>
-    <w:p>
-      <w:pPr>
-        <w:pStyle w:val="ListParagraph"/>
-        <w:numPr>
-          <w:ilvl w:val="0"/>
-          <w:numId w:val="1"/>
-        </w:numPr>
-        <w:spacing w:before="40" w:after="40" w:line="276" w:lineRule="auto"/>
-      </w:pPr>
-      <w:r>
-        <w:rPr>
-          <w:rFonts w:ascii="Inter" w:hAnsi="Inter"/>
-          <w:b/>
-          <w:sz w:val="22"/>
-        </w:rPr>
-        <w:t>50% female / 50% male</w:t>
-      </w:r>
-      <w:r>
-        <w:rPr>
-          <w:rFonts w:ascii="Inter" w:hAnsi="Inter"/>
-          <w:sz w:val="22"/>
-        </w:rPr>
-        <w:t xml:space="preserve"> participation</w:t>
-      </w:r>
-    </w:p>
-    <w:p>
-      <w:pPr>
-        <w:pStyle w:val="ListParagraph"/>
-        <w:numPr>
-          <w:ilvl w:val="0"/>
-          <w:numId w:val="1"/>
-        </w:numPr>
-        <w:spacing w:before="40" w:after="40" w:line="276" w:lineRule="auto"/>
-      </w:pPr>
-      <w:r>
-        <w:rPr>
-          <w:rFonts w:ascii="Inter" w:hAnsi="Inter"/>
-          <w:b/>
-          <w:sz w:val="22"/>
-        </w:rPr>
-        <w:t>40% Free/Reduced Lunch</w:t>
-      </w:r>
-      <w:r>
-        <w:rPr>
-          <w:rFonts w:ascii="Inter" w:hAnsi="Inter"/>
-          <w:sz w:val="22"/>
-        </w:rPr>
-        <w:t xml:space="preserve"> eligible students</w:t>
-      </w:r>
-    </w:p>
-    <w:p>
-      <w:pPr>
-        <w:pStyle w:val="ListParagraph"/>
-        <w:numPr>
-          <w:ilvl w:val="0"/>
-          <w:numId w:val="1"/>
-        </w:numPr>
-        <w:spacing w:before="40" w:after="40" w:line="276" w:lineRule="auto"/>
-      </w:pPr>
-      <w:r>
-        <w:rPr>
-          <w:rFonts w:ascii="Inter" w:hAnsi="Inter"/>
-          <w:b/>
-          <w:sz w:val="22"/>
-        </w:rPr>
-        <w:t>30% first-generation</w:t>
-      </w:r>
-      <w:r>
-        <w:rPr>
-          <w:rFonts w:ascii="Inter" w:hAnsi="Inter"/>
-          <w:sz w:val="22"/>
-        </w:rPr>
-        <w:t xml:space="preserve"> college-bound students</w:t>
-      </w:r>
-    </w:p>
-    <w:p>
-      <w:pPr>
-        <w:pStyle w:val="p1"/>
-        <w:spacing w:before="60" w:after="60" w:line="276" w:lineRule="auto"/>
-      </w:pPr>
-      <w:r>
-        <w:rPr>
-          <w:rFonts w:ascii="Inter" w:hAnsi="Inter"/>
-          <w:sz w:val="22"/>
-        </w:rPr>
-        <w:t>All platform features are built with accessibility in mind, and the cross-grade team model (12th graders mentoring 10th graders, 11th graders mentoring 9th graders) ensures peer support structures are embedded from day one.</w:t>
+        <w:t>The cross-grade team model (12th graders mentoring 10th graders, 11th graders mentoring 9th graders) ensures peer support structures are embedded from day one. All platform features are built with accessibility in mind.</w:t>
       </w:r>
     </w:p>
     <w:p>
@@ -4100,6 +4122,10 @@
         <w:gridCol w:w="3120"/>
       </w:tblGrid>
       <w:tr>
+        <w:trPr>
+          <w:cantSplit w:val="true"/>
+          <w:keepNext w:val="true"/>
+        </w:trPr>
         <w:tc>
           <w:tcPr>
             <w:shd w:val="clear" w:color="auto" w:fill="2D2D2D"/>
@@ -4210,6 +4236,10 @@
         </w:tc>
       </w:tr>
       <w:tr>
+        <w:trPr>
+          <w:cantSplit w:val="true"/>
+          <w:keepNext w:val="true"/>
+        </w:trPr>
         <w:tc>
           <w:tcPr>
             <w:shd w:val="clear" w:color="auto" w:fill="FFFFFF"/>
@@ -4320,6 +4350,10 @@
         </w:tc>
       </w:tr>
       <w:tr>
+        <w:trPr>
+          <w:cantSplit w:val="true"/>
+          <w:keepNext w:val="true"/>
+        </w:trPr>
         <w:tc>
           <w:tcPr>
             <w:shd w:val="clear" w:color="auto" w:fill="F5F5F5"/>
@@ -4430,6 +4464,10 @@
         </w:tc>
       </w:tr>
       <w:tr>
+        <w:trPr>
+          <w:cantSplit w:val="true"/>
+          <w:keepNext w:val="true"/>
+        </w:trPr>
         <w:tc>
           <w:tcPr>
             <w:shd w:val="clear" w:color="auto" w:fill="FFFFFF"/>
@@ -4540,6 +4578,9 @@
         </w:tc>
       </w:tr>
       <w:tr>
+        <w:trPr>
+          <w:cantSplit w:val="true"/>
+        </w:trPr>
         <w:tc>
           <w:tcPr>
             <w:shd w:val="clear" w:color="auto" w:fill="F5F5F5"/>
@@ -4685,6 +4726,10 @@
         <w:gridCol w:w="3120"/>
       </w:tblGrid>
       <w:tr>
+        <w:trPr>
+          <w:cantSplit w:val="true"/>
+          <w:keepNext w:val="true"/>
+        </w:trPr>
         <w:tc>
           <w:tcPr>
             <w:shd w:val="clear" w:color="auto" w:fill="2D2D2D"/>
@@ -4795,6 +4840,10 @@
         </w:tc>
       </w:tr>
       <w:tr>
+        <w:trPr>
+          <w:cantSplit w:val="true"/>
+          <w:keepNext w:val="true"/>
+        </w:trPr>
         <w:tc>
           <w:tcPr>
             <w:shd w:val="clear" w:color="auto" w:fill="FFFFFF"/>
@@ -4905,6 +4954,9 @@
         </w:tc>
       </w:tr>
       <w:tr>
+        <w:trPr>
+          <w:cantSplit w:val="true"/>
+        </w:trPr>
         <w:tc>
           <w:tcPr>
             <w:shd w:val="clear" w:color="auto" w:fill="F5F5F5"/>
